--- a/Thesis/DeCuong_ChiTiet_TieuLuanTongQuan.docx
+++ b/Thesis/DeCuong_ChiTiet_TieuLuanTongQuan.docx
@@ -1953,55 +1953,40 @@
         <w:tc>
           <w:tcPr/>
           <w:p>
-            <w:pPr>
-              <w:pStyle w:val="Compact"/>
-            </w:pPr>
-            <w:r>
-              <w:t xml:space="preserve">#</w:t>
+            <w:r>
+              <w:t>#</w:t>
             </w:r>
           </w:p>
         </w:tc>
         <w:tc>
           <w:tcPr/>
           <w:p>
-            <w:pPr>
-              <w:pStyle w:val="Compact"/>
-            </w:pPr>
-            <w:r>
-              <w:t xml:space="preserve">Công bố</w:t>
+            <w:r>
+              <w:t>Công bố theo danh mục</w:t>
             </w:r>
           </w:p>
         </w:tc>
         <w:tc>
           <w:tcPr/>
           <w:p>
-            <w:pPr>
-              <w:pStyle w:val="Compact"/>
-            </w:pPr>
-            <w:r>
-              <w:t xml:space="preserve">Đối tượng</w:t>
+            <w:r>
+              <w:t>Đối tượng</w:t>
             </w:r>
           </w:p>
         </w:tc>
         <w:tc>
           <w:tcPr/>
           <w:p>
-            <w:pPr>
-              <w:pStyle w:val="Compact"/>
-            </w:pPr>
-            <w:r>
-              <w:t xml:space="preserve">Thuật toán</w:t>
+            <w:r>
+              <w:t>Thuật toán</w:t>
             </w:r>
           </w:p>
         </w:tc>
         <w:tc>
           <w:tcPr/>
           <w:p>
-            <w:pPr>
-              <w:pStyle w:val="Compact"/>
-            </w:pPr>
-            <w:r>
-              <w:t xml:space="preserve">Vai trò trong lập luận</w:t>
+            <w:r>
+              <w:t>Vai trò trong lập luận</w:t>
             </w:r>
           </w:p>
         </w:tc>
@@ -2010,62 +1995,40 @@
         <w:tc>
           <w:tcPr/>
           <w:p>
-            <w:pPr>
-              <w:pStyle w:val="Compact"/>
-            </w:pPr>
-            <w:r>
-              <w:t xml:space="preserve">1</w:t>
+            <w:r>
+              <w:t>1</w:t>
             </w:r>
           </w:p>
         </w:tc>
         <w:tc>
           <w:tcPr/>
           <w:p>
-            <w:pPr>
-              <w:pStyle w:val="Compact"/>
-            </w:pPr>
-            <w:r>
-              <w:rPr>
-                <w:i/>
-                <w:iCs/>
-              </w:rPr>
-              <w:t xml:space="preserve">Efficient Design of Single Mooring Buoy Lines: A MOMSA-Based Approach</w:t>
-            </w:r>
-            <w:r>
-              <w:t xml:space="preserve">, SHM&amp;ES 2025, LNCE vol. 747, Springer (2026)</w:t>
+            <w:r>
+              <w:t>Efficient Design of Single Mooring Buoy Lines: A MOMSA-Based Approach</w:t>
             </w:r>
           </w:p>
         </w:tc>
         <w:tc>
           <w:tcPr/>
           <w:p>
-            <w:pPr>
-              <w:pStyle w:val="Compact"/>
-            </w:pPr>
-            <w:r>
-              <w:t xml:space="preserve">Dây neo phao đơn</w:t>
+            <w:r>
+              <w:t>Dây neo phao đơn</w:t>
             </w:r>
           </w:p>
         </w:tc>
         <w:tc>
           <w:tcPr/>
           <w:p>
-            <w:pPr>
-              <w:pStyle w:val="Compact"/>
-            </w:pPr>
-            <w:r>
-              <w:t xml:space="preserve">MOMSA (SOO/MOO)</w:t>
+            <w:r>
+              <w:t>MOMSA</w:t>
             </w:r>
           </w:p>
         </w:tc>
         <w:tc>
           <w:tcPr/>
           <w:p>
-            <w:pPr>
-              <w:pStyle w:val="Compact"/>
-            </w:pPr>
-            <w:r>
-              <w:t xml:space="preserve">Cho thấy MOMSA áp dụng được cho kết cấu cảng nhưng chưa chuyên biệt hóa cho lớp bài toán cọc–bệ</w:t>
+            <w:r>
+              <w:t>Minh chứng tiếp cận MOO cho hạng mục cảng khác.</w:t>
             </w:r>
           </w:p>
         </w:tc>
@@ -2074,62 +2037,40 @@
         <w:tc>
           <w:tcPr/>
           <w:p>
-            <w:pPr>
-              <w:pStyle w:val="Compact"/>
-            </w:pPr>
-            <w:r>
-              <w:t xml:space="preserve">2</w:t>
+            <w:r>
+              <w:t>2</w:t>
             </w:r>
           </w:p>
         </w:tc>
         <w:tc>
           <w:tcPr/>
           <w:p>
-            <w:pPr>
-              <w:pStyle w:val="Compact"/>
-            </w:pPr>
-            <w:r>
-              <w:rPr>
-                <w:i/>
-                <w:iCs/>
-              </w:rPr>
-              <w:t xml:space="preserve">On Optimization of Gravity Retaining Wall Considering the Dimension of the Stone Base</w:t>
-            </w:r>
-            <w:r>
-              <w:t xml:space="preserve">, VSOE 2024, LNCE 590, Springer (2025)</w:t>
+            <w:r>
+              <w:t>Multi-objective Optimization Design of Marine Structures Based on An Enhanced Starfish Algorithm</w:t>
             </w:r>
           </w:p>
         </w:tc>
         <w:tc>
           <w:tcPr/>
           <w:p>
-            <w:pPr>
-              <w:pStyle w:val="Compact"/>
-            </w:pPr>
-            <w:r>
-              <w:t xml:space="preserve">Tường chắn trọng lực</w:t>
+            <w:r>
+              <w:t>BD/MD/MJP</w:t>
             </w:r>
           </w:p>
         </w:tc>
         <w:tc>
           <w:tcPr/>
           <w:p>
-            <w:pPr>
-              <w:pStyle w:val="Compact"/>
-            </w:pPr>
-            <w:r>
-              <w:t xml:space="preserve">Thuật toán tối ưu SOO</w:t>
+            <w:r>
+              <w:t>B-MOSFOA, E-MOSFOA</w:t>
             </w:r>
           </w:p>
         </w:tc>
         <w:tc>
           <w:tcPr/>
           <w:p>
-            <w:pPr>
-              <w:pStyle w:val="Compact"/>
-            </w:pPr>
-            <w:r>
-              <w:t xml:space="preserve">Minh chứng thêm về ứng dụng tối ưu cho kết cấu cảng khác BD/MD/MJP</w:t>
+            <w:r>
+              <w:t>Công bố lõi; Tổng quan chỉ xác lập hướng nghiên cứu.</w:t>
             </w:r>
           </w:p>
         </w:tc>
@@ -2138,93 +2079,40 @@
         <w:tc>
           <w:tcPr/>
           <w:p>
-            <w:pPr>
-              <w:pStyle w:val="Compact"/>
-            </w:pPr>
-            <w:r>
-              <w:t xml:space="preserve">3</w:t>
+            <w:r>
+              <w:t>3</w:t>
             </w:r>
           </w:p>
         </w:tc>
         <w:tc>
           <w:tcPr/>
           <w:p>
-            <w:pPr>
-              <w:pStyle w:val="Compact"/>
-            </w:pPr>
-            <w:r>
-              <w:rPr>
-                <w:i/>
-                <w:iCs/>
-              </w:rPr>
-              <w:t xml:space="preserve">(Dự kiến)</w:t>
-            </w:r>
-            <w:r>
-              <w:t xml:space="preserve"> </w:t>
-            </w:r>
-            <w:r>
-              <w:t xml:space="preserve">Tạp chí Xây dựng —</w:t>
-            </w:r>
-            <w:r>
-              <w:t xml:space="preserve"> </w:t>
-            </w:r>
-            <w:r>
-              <w:t xml:space="preserve">“Nghiên cứu ứng dụng thuật toán SFOA cho tối ưu đơn mục tiêu kết cấu công trình biển”</w:t>
+            <w:r>
+              <w:t>Tối ưu thể tích bê tông kết cấu tường chắn phía sau cầu tàu bằng thuật toán tối ưu Sao biển (SFOA)</w:t>
             </w:r>
           </w:p>
         </w:tc>
         <w:tc>
           <w:tcPr/>
           <w:p>
-            <w:pPr>
-              <w:pStyle w:val="Compact"/>
-            </w:pPr>
-            <w:r>
-              <w:t xml:space="preserve">Kết cấu công trình biển</w:t>
+            <w:r>
+              <w:t>Tường chắn sau cầu tàu</w:t>
             </w:r>
           </w:p>
         </w:tc>
         <w:tc>
           <w:tcPr/>
           <w:p>
-            <w:pPr>
-              <w:pStyle w:val="Compact"/>
-            </w:pPr>
-            <w:r>
-              <w:t xml:space="preserve">SFOA (đơn mục tiêu)</w:t>
+            <w:r>
+              <w:t>SFOA</w:t>
             </w:r>
           </w:p>
         </w:tc>
         <w:tc>
           <w:tcPr/>
           <w:p>
-            <w:pPr>
-              <w:pStyle w:val="Compact"/>
-            </w:pPr>
-            <w:r>
-              <w:rPr>
-                <w:b/>
-                <w:bCs/>
-              </w:rPr>
-              <w:t xml:space="preserve">Tiền đề trực tiếp nhất</w:t>
-            </w:r>
-            <w:r>
-              <w:t xml:space="preserve"> </w:t>
-            </w:r>
-            <w:r>
-              <w:t xml:space="preserve">cho việc chọn SFOA làm nền tảng MOSFOA — nên trích dẫn ngay tại đoạn</w:t>
-            </w:r>
-            <w:r>
-              <w:t xml:space="preserve"> </w:t>
-            </w:r>
-            <w:r>
-              <w:t xml:space="preserve">“vì sao chọn SFOA”</w:t>
-            </w:r>
-            <w:r>
-              <w:t xml:space="preserve"> </w:t>
-            </w:r>
-            <w:r>
-              <w:t xml:space="preserve">ở mục 5</w:t>
+            <w:r>
+              <w:t>Tiền đề trực tiếp để chọn SFOA làm nền tảng MOSFOA.</w:t>
             </w:r>
           </w:p>
         </w:tc>
@@ -2233,77 +2121,40 @@
         <w:tc>
           <w:tcPr/>
           <w:p>
-            <w:pPr>
-              <w:pStyle w:val="Compact"/>
-            </w:pPr>
-            <w:r>
-              <w:t xml:space="preserve">4</w:t>
+            <w:r>
+              <w:t>4</w:t>
             </w:r>
           </w:p>
         </w:tc>
         <w:tc>
           <w:tcPr/>
           <w:p>
-            <w:pPr>
-              <w:pStyle w:val="Compact"/>
-            </w:pPr>
-            <w:r>
-              <w:rPr>
-                <w:i/>
-                <w:iCs/>
-              </w:rPr>
-              <w:t xml:space="preserve">(Dự kiến)</w:t>
-            </w:r>
-            <w:r>
-              <w:t xml:space="preserve"> </w:t>
-            </w:r>
-            <w:r>
-              <w:t xml:space="preserve">JMST —</w:t>
-            </w:r>
-            <w:r>
-              <w:t xml:space="preserve"> </w:t>
-            </w:r>
-            <w:r>
-              <w:t xml:space="preserve">“Nghiên cứu ứng dụng thuật toán MOSFOA cho tối ưu đa mục tiêu kết cấu công trình bến cảng”</w:t>
-            </w:r>
-            <w:r>
-              <w:t xml:space="preserve"> </w:t>
-            </w:r>
-            <w:r>
-              <w:t xml:space="preserve">(dự án khác Hải Linh)</w:t>
+            <w:r>
+              <w:t>Multi-objective optimization of I-section steel frames under TCVN 5575:2024</w:t>
             </w:r>
           </w:p>
         </w:tc>
         <w:tc>
           <w:tcPr/>
           <w:p>
-            <w:pPr>
-              <w:pStyle w:val="Compact"/>
-            </w:pPr>
-            <w:r>
-              <w:t xml:space="preserve">Bến bệ cọc cao (dự án độc lập)</w:t>
+            <w:r>
+              <w:t>Khung thép hạ tầng cảng</w:t>
             </w:r>
           </w:p>
         </w:tc>
         <w:tc>
           <w:tcPr/>
           <w:p>
-            <w:pPr>
-              <w:pStyle w:val="Compact"/>
-            </w:pPr>
-            <w:r>
-              <w:t xml:space="preserve">MOSFOA</w:t>
+            <w:r>
+              <w:t>So sánh metaheuristic</w:t>
             </w:r>
           </w:p>
         </w:tc>
         <w:tc>
           <w:tcPr/>
           <w:p>
-            <w:pPr>
-              <w:pStyle w:val="Compact"/>
-            </w:pPr>
-            <w:r>
-              <w:t xml:space="preserve">Minh chứng thêm, không phải sản phẩm lõi</w:t>
+            <w:r>
+              <w:t>Mở rộng minh chứng code-based MOO sang hệ tiêu chuẩn thép.</w:t>
             </w:r>
           </w:p>
         </w:tc>
@@ -2312,71 +2163,144 @@
         <w:tc>
           <w:tcPr/>
           <w:p>
-            <w:pPr>
-              <w:pStyle w:val="Compact"/>
-            </w:pPr>
-            <w:r>
-              <w:t xml:space="preserve">5</w:t>
+            <w:r>
+              <w:t>5</w:t>
             </w:r>
           </w:p>
         </w:tc>
         <w:tc>
           <w:tcPr/>
           <w:p>
-            <w:pPr>
-              <w:pStyle w:val="Compact"/>
-            </w:pPr>
-            <w:r>
-              <w:rPr>
-                <w:i/>
-                <w:iCs/>
-              </w:rPr>
-              <w:t xml:space="preserve">(Dự kiến)</w:t>
-            </w:r>
-            <w:r>
-              <w:t xml:space="preserve"> </w:t>
-            </w:r>
-            <w:r>
-              <w:t xml:space="preserve">ICERA 2026 —</w:t>
-            </w:r>
-            <w:r>
-              <w:t xml:space="preserve"> </w:t>
-            </w:r>
-            <w:r>
-              <w:t xml:space="preserve">“Multi-objective optimization of I-section steel frames under TCVN 5575:2024…”</w:t>
+            <w:r>
+              <w:t>Tối ưu đa mục tiêu tiết diện hệ cọc cầu tàu container 100.000 DWT</w:t>
             </w:r>
           </w:p>
         </w:tc>
         <w:tc>
           <w:tcPr/>
           <w:p>
-            <w:pPr>
-              <w:pStyle w:val="Compact"/>
-            </w:pPr>
-            <w:r>
-              <w:t xml:space="preserve">Khung thép nhà điều hành cảng</w:t>
+            <w:r>
+              <w:t>Hệ cọc cầu tàu container</w:t>
             </w:r>
           </w:p>
         </w:tc>
         <w:tc>
           <w:tcPr/>
           <w:p>
-            <w:pPr>
-              <w:pStyle w:val="Compact"/>
-            </w:pPr>
-            <w:r>
-              <w:t xml:space="preserve">So sánh nhiều metaheuristic</w:t>
+            <w:r>
+              <w:t>MOFDA, MOSFOA</w:t>
             </w:r>
           </w:p>
         </w:tc>
         <w:tc>
           <w:tcPr/>
           <w:p>
-            <w:pPr>
-              <w:pStyle w:val="Compact"/>
-            </w:pPr>
-            <w:r>
-              <w:t xml:space="preserve">Mở rộng phạm vi minh chứng sang hệ tiêu chuẩn thép (TCVN 5575:2024), khác hệ tiêu chuẩn bê tông/cọc chính của luận án</w:t>
+            <w:r>
+              <w:t>Bằng chứng ứng dụng/đối sánh độc lập ngoài case lõi.</w:t>
+            </w:r>
+          </w:p>
+        </w:tc>
+      </w:tr>
+      <w:tr>
+        <w:tc>
+          <w:tcPr>
+            <w:tcW w:type="dxa" w:w="1584"/>
+          </w:tcPr>
+          <w:p>
+            <w:r>
+              <w:t>6</w:t>
+            </w:r>
+          </w:p>
+        </w:tc>
+        <w:tc>
+          <w:tcPr>
+            <w:tcW w:type="dxa" w:w="1584"/>
+          </w:tcPr>
+          <w:p>
+            <w:r>
+              <w:t>Ứng dụng MOSFOA tối ưu đa mục tiêu hệ cọc cầu tàu trên hai công trình</w:t>
+            </w:r>
+          </w:p>
+        </w:tc>
+        <w:tc>
+          <w:tcPr>
+            <w:tcW w:type="dxa" w:w="1584"/>
+          </w:tcPr>
+          <w:p>
+            <w:r>
+              <w:t>Hai hệ cọc cầu tàu</w:t>
+            </w:r>
+          </w:p>
+        </w:tc>
+        <w:tc>
+          <w:tcPr>
+            <w:tcW w:type="dxa" w:w="1584"/>
+          </w:tcPr>
+          <w:p>
+            <w:r>
+              <w:t>MOSFOA</w:t>
+            </w:r>
+          </w:p>
+        </w:tc>
+        <w:tc>
+          <w:tcPr>
+            <w:tcW w:type="dxa" w:w="1584"/>
+          </w:tcPr>
+          <w:p>
+            <w:r>
+              <w:t>Bằng chứng chuyển giao theo quy mô và địa kỹ thuật.</w:t>
+            </w:r>
+          </w:p>
+        </w:tc>
+      </w:tr>
+      <w:tr>
+        <w:tc>
+          <w:tcPr>
+            <w:tcW w:type="dxa" w:w="1584"/>
+          </w:tcPr>
+          <w:p>
+            <w:r>
+              <w:t>7</w:t>
+            </w:r>
+          </w:p>
+        </w:tc>
+        <w:tc>
+          <w:tcPr>
+            <w:tcW w:type="dxa" w:w="1584"/>
+          </w:tcPr>
+          <w:p>
+            <w:r>
+              <w:t>Ảnh hưởng của quy mô, tải trọng và địa kỹ thuật đến tối ưu hệ cọc cầu tàu</w:t>
+            </w:r>
+          </w:p>
+        </w:tc>
+        <w:tc>
+          <w:tcPr>
+            <w:tcW w:type="dxa" w:w="1584"/>
+          </w:tcPr>
+          <w:p>
+            <w:r>
+              <w:t>Hệ cọc cầu tàu</w:t>
+            </w:r>
+          </w:p>
+        </w:tc>
+        <w:tc>
+          <w:tcPr>
+            <w:tcW w:type="dxa" w:w="1584"/>
+          </w:tcPr>
+          <w:p>
+            <w:r>
+              <w:t>MOSFOA</w:t>
+            </w:r>
+          </w:p>
+        </w:tc>
+        <w:tc>
+          <w:tcPr>
+            <w:tcW w:type="dxa" w:w="1584"/>
+          </w:tcPr>
+          <w:p>
+            <w:r>
+              <w:t>Cơ sở bàn luận độ nhạy, giới hạn và phạm vi áp dụng.</w:t>
             </w:r>
           </w:p>
         </w:tc>

--- a/Thesis/DeCuong_ChiTiet_TieuLuanTongQuan.docx
+++ b/Thesis/DeCuong_ChiTiet_TieuLuanTongQuan.docx
@@ -1953,40 +1953,55 @@
         <w:tc>
           <w:tcPr/>
           <w:p>
-            <w:r>
-              <w:t>#</w:t>
-            </w:r>
-          </w:p>
-        </w:tc>
-        <w:tc>
-          <w:tcPr/>
-          <w:p>
-            <w:r>
-              <w:t>Công bố theo danh mục</w:t>
-            </w:r>
-          </w:p>
-        </w:tc>
-        <w:tc>
-          <w:tcPr/>
-          <w:p>
-            <w:r>
-              <w:t>Đối tượng</w:t>
-            </w:r>
-          </w:p>
-        </w:tc>
-        <w:tc>
-          <w:tcPr/>
-          <w:p>
-            <w:r>
-              <w:t>Thuật toán</w:t>
-            </w:r>
-          </w:p>
-        </w:tc>
-        <w:tc>
-          <w:tcPr/>
-          <w:p>
-            <w:r>
-              <w:t>Vai trò trong lập luận</w:t>
+            <w:pPr>
+              <w:pStyle w:val="Compact"/>
+            </w:pPr>
+            <w:r>
+              <w:t xml:space="preserve">#</w:t>
+            </w:r>
+          </w:p>
+        </w:tc>
+        <w:tc>
+          <w:tcPr/>
+          <w:p>
+            <w:pPr>
+              <w:pStyle w:val="Compact"/>
+            </w:pPr>
+            <w:r>
+              <w:t xml:space="preserve">Công bố theo danh mục</w:t>
+            </w:r>
+          </w:p>
+        </w:tc>
+        <w:tc>
+          <w:tcPr/>
+          <w:p>
+            <w:pPr>
+              <w:pStyle w:val="Compact"/>
+            </w:pPr>
+            <w:r>
+              <w:t xml:space="preserve">Đối tượng</w:t>
+            </w:r>
+          </w:p>
+        </w:tc>
+        <w:tc>
+          <w:tcPr/>
+          <w:p>
+            <w:pPr>
+              <w:pStyle w:val="Compact"/>
+            </w:pPr>
+            <w:r>
+              <w:t xml:space="preserve">Thuật toán</w:t>
+            </w:r>
+          </w:p>
+        </w:tc>
+        <w:tc>
+          <w:tcPr/>
+          <w:p>
+            <w:pPr>
+              <w:pStyle w:val="Compact"/>
+            </w:pPr>
+            <w:r>
+              <w:t xml:space="preserve">Vai trò trong lập luận</w:t>
             </w:r>
           </w:p>
         </w:tc>
@@ -1995,40 +2010,59 @@
         <w:tc>
           <w:tcPr/>
           <w:p>
-            <w:r>
-              <w:t>1</w:t>
-            </w:r>
-          </w:p>
-        </w:tc>
-        <w:tc>
-          <w:tcPr/>
-          <w:p>
-            <w:r>
-              <w:t>Efficient Design of Single Mooring Buoy Lines: A MOMSA-Based Approach</w:t>
-            </w:r>
-          </w:p>
-        </w:tc>
-        <w:tc>
-          <w:tcPr/>
-          <w:p>
-            <w:r>
-              <w:t>Dây neo phao đơn</w:t>
-            </w:r>
-          </w:p>
-        </w:tc>
-        <w:tc>
-          <w:tcPr/>
-          <w:p>
-            <w:r>
-              <w:t>MOMSA</w:t>
-            </w:r>
-          </w:p>
-        </w:tc>
-        <w:tc>
-          <w:tcPr/>
-          <w:p>
-            <w:r>
-              <w:t>Minh chứng tiếp cận MOO cho hạng mục cảng khác.</w:t>
+            <w:pPr>
+              <w:pStyle w:val="Compact"/>
+            </w:pPr>
+            <w:r>
+              <w:t xml:space="preserve">1</w:t>
+            </w:r>
+          </w:p>
+        </w:tc>
+        <w:tc>
+          <w:tcPr/>
+          <w:p>
+            <w:pPr>
+              <w:pStyle w:val="Compact"/>
+            </w:pPr>
+            <w:r>
+              <w:rPr>
+                <w:i/>
+                <w:iCs/>
+              </w:rPr>
+              <w:t xml:space="preserve">Efficient Design of Single Mooring Buoy Lines: A MOMSA-Based Approach</w:t>
+            </w:r>
+          </w:p>
+        </w:tc>
+        <w:tc>
+          <w:tcPr/>
+          <w:p>
+            <w:pPr>
+              <w:pStyle w:val="Compact"/>
+            </w:pPr>
+            <w:r>
+              <w:t xml:space="preserve">Dây neo phao đơn</w:t>
+            </w:r>
+          </w:p>
+        </w:tc>
+        <w:tc>
+          <w:tcPr/>
+          <w:p>
+            <w:pPr>
+              <w:pStyle w:val="Compact"/>
+            </w:pPr>
+            <w:r>
+              <w:t xml:space="preserve">MOMSA</w:t>
+            </w:r>
+          </w:p>
+        </w:tc>
+        <w:tc>
+          <w:tcPr/>
+          <w:p>
+            <w:pPr>
+              <w:pStyle w:val="Compact"/>
+            </w:pPr>
+            <w:r>
+              <w:t xml:space="preserve">Minh chứng tiếp cận MOO cho hạng mục cảng khác, nhưng chưa chuyên biệt hóa cho lớp cọc–bệ.</w:t>
             </w:r>
           </w:p>
         </w:tc>
@@ -2037,40 +2071,74 @@
         <w:tc>
           <w:tcPr/>
           <w:p>
-            <w:r>
-              <w:t>2</w:t>
-            </w:r>
-          </w:p>
-        </w:tc>
-        <w:tc>
-          <w:tcPr/>
-          <w:p>
-            <w:r>
-              <w:t>Multi-objective Optimization Design of Marine Structures Based on An Enhanced Starfish Algorithm</w:t>
-            </w:r>
-          </w:p>
-        </w:tc>
-        <w:tc>
-          <w:tcPr/>
-          <w:p>
-            <w:r>
-              <w:t>BD/MD/MJP</w:t>
-            </w:r>
-          </w:p>
-        </w:tc>
-        <w:tc>
-          <w:tcPr/>
-          <w:p>
-            <w:r>
-              <w:t>B-MOSFOA, E-MOSFOA</w:t>
-            </w:r>
-          </w:p>
-        </w:tc>
-        <w:tc>
-          <w:tcPr/>
-          <w:p>
-            <w:r>
-              <w:t>Công bố lõi; Tổng quan chỉ xác lập hướng nghiên cứu.</w:t>
+            <w:pPr>
+              <w:pStyle w:val="Compact"/>
+            </w:pPr>
+            <w:r>
+              <w:t xml:space="preserve">2</w:t>
+            </w:r>
+          </w:p>
+        </w:tc>
+        <w:tc>
+          <w:tcPr/>
+          <w:p>
+            <w:pPr>
+              <w:pStyle w:val="Compact"/>
+            </w:pPr>
+            <w:r>
+              <w:rPr>
+                <w:i/>
+                <w:iCs/>
+              </w:rPr>
+              <w:t xml:space="preserve">Multi-objective Optimization of Marine Structures Using an Enhanced Starfish Algorithm</w:t>
+            </w:r>
+            <w:r>
+              <w:t xml:space="preserve"> </w:t>
+            </w:r>
+            <w:r>
+              <w:t xml:space="preserve">(tên chính thức; bản nháp trước đây ghi</w:t>
+            </w:r>
+            <w:r>
+              <w:t xml:space="preserve"> </w:t>
+            </w:r>
+            <w:r>
+              <w:t xml:space="preserve">“…Design…Based on…”</w:t>
+            </w:r>
+            <w:r>
+              <w:t xml:space="preserve">)</w:t>
+            </w:r>
+          </w:p>
+        </w:tc>
+        <w:tc>
+          <w:tcPr/>
+          <w:p>
+            <w:pPr>
+              <w:pStyle w:val="Compact"/>
+            </w:pPr>
+            <w:r>
+              <w:t xml:space="preserve">BD/MD/MJP</w:t>
+            </w:r>
+          </w:p>
+        </w:tc>
+        <w:tc>
+          <w:tcPr/>
+          <w:p>
+            <w:pPr>
+              <w:pStyle w:val="Compact"/>
+            </w:pPr>
+            <w:r>
+              <w:t xml:space="preserve">B-MOSFOA, E-MOSFOA</w:t>
+            </w:r>
+          </w:p>
+        </w:tc>
+        <w:tc>
+          <w:tcPr/>
+          <w:p>
+            <w:pPr>
+              <w:pStyle w:val="Compact"/>
+            </w:pPr>
+            <w:r>
+              <w:t xml:space="preserve">Công bố lõi (Accepted 19/08/2026, DOI 10.1680/jstbu.26.00159); Tổng quan chỉ dùng để xác lập hướng nghiên cứu, không trình bày kết quả chi tiết.</w:t>
             </w:r>
           </w:p>
         </w:tc>
@@ -2079,40 +2147,75 @@
         <w:tc>
           <w:tcPr/>
           <w:p>
-            <w:r>
-              <w:t>3</w:t>
-            </w:r>
-          </w:p>
-        </w:tc>
-        <w:tc>
-          <w:tcPr/>
-          <w:p>
-            <w:r>
-              <w:t>Tối ưu thể tích bê tông kết cấu tường chắn phía sau cầu tàu bằng thuật toán tối ưu Sao biển (SFOA)</w:t>
-            </w:r>
-          </w:p>
-        </w:tc>
-        <w:tc>
-          <w:tcPr/>
-          <w:p>
-            <w:r>
-              <w:t>Tường chắn sau cầu tàu</w:t>
-            </w:r>
-          </w:p>
-        </w:tc>
-        <w:tc>
-          <w:tcPr/>
-          <w:p>
-            <w:r>
-              <w:t>SFOA</w:t>
-            </w:r>
-          </w:p>
-        </w:tc>
-        <w:tc>
-          <w:tcPr/>
-          <w:p>
-            <w:r>
-              <w:t>Tiền đề trực tiếp để chọn SFOA làm nền tảng MOSFOA.</w:t>
+            <w:pPr>
+              <w:pStyle w:val="Compact"/>
+            </w:pPr>
+            <w:r>
+              <w:t xml:space="preserve">3</w:t>
+            </w:r>
+          </w:p>
+        </w:tc>
+        <w:tc>
+          <w:tcPr/>
+          <w:p>
+            <w:pPr>
+              <w:pStyle w:val="Compact"/>
+            </w:pPr>
+            <w:r>
+              <w:rPr>
+                <w:i/>
+                <w:iCs/>
+              </w:rPr>
+              <w:t xml:space="preserve">Tối ưu thể tích bê tông kết cấu tường chắn phía sau cầu tàu bằng thuật toán tối ưu Sao biển (SFOA)</w:t>
+            </w:r>
+            <w:r>
+              <w:t xml:space="preserve"> </w:t>
+            </w:r>
+            <w:r>
+              <w:t xml:space="preserve">(dự kiến đăng tháng 10/2026, Tạp chí Xây dựng)</w:t>
+            </w:r>
+          </w:p>
+        </w:tc>
+        <w:tc>
+          <w:tcPr/>
+          <w:p>
+            <w:pPr>
+              <w:pStyle w:val="Compact"/>
+            </w:pPr>
+            <w:r>
+              <w:t xml:space="preserve">Tường chắn sau cầu tàu</w:t>
+            </w:r>
+          </w:p>
+        </w:tc>
+        <w:tc>
+          <w:tcPr/>
+          <w:p>
+            <w:pPr>
+              <w:pStyle w:val="Compact"/>
+            </w:pPr>
+            <w:r>
+              <w:t xml:space="preserve">SFOA</w:t>
+            </w:r>
+          </w:p>
+        </w:tc>
+        <w:tc>
+          <w:tcPr/>
+          <w:p>
+            <w:pPr>
+              <w:pStyle w:val="Compact"/>
+            </w:pPr>
+            <w:r>
+              <w:rPr>
+                <w:b/>
+                <w:bCs/>
+              </w:rPr>
+              <w:t xml:space="preserve">Tiền đề trực tiếp</w:t>
+            </w:r>
+            <w:r>
+              <w:t xml:space="preserve"> </w:t>
+            </w:r>
+            <w:r>
+              <w:t xml:space="preserve">để chọn SFOA làm nền tảng MOSFOA.</w:t>
             </w:r>
           </w:p>
         </w:tc>
@@ -2121,40 +2224,75 @@
         <w:tc>
           <w:tcPr/>
           <w:p>
-            <w:r>
-              <w:t>4</w:t>
-            </w:r>
-          </w:p>
-        </w:tc>
-        <w:tc>
-          <w:tcPr/>
-          <w:p>
-            <w:r>
-              <w:t>Multi-objective optimization of I-section steel frames under TCVN 5575:2024</w:t>
-            </w:r>
-          </w:p>
-        </w:tc>
-        <w:tc>
-          <w:tcPr/>
-          <w:p>
-            <w:r>
-              <w:t>Khung thép hạ tầng cảng</w:t>
-            </w:r>
-          </w:p>
-        </w:tc>
-        <w:tc>
-          <w:tcPr/>
-          <w:p>
-            <w:r>
-              <w:t>So sánh metaheuristic</w:t>
-            </w:r>
-          </w:p>
-        </w:tc>
-        <w:tc>
-          <w:tcPr/>
-          <w:p>
-            <w:r>
-              <w:t>Mở rộng minh chứng code-based MOO sang hệ tiêu chuẩn thép.</w:t>
+            <w:pPr>
+              <w:pStyle w:val="Compact"/>
+            </w:pPr>
+            <w:r>
+              <w:t xml:space="preserve">4</w:t>
+            </w:r>
+          </w:p>
+        </w:tc>
+        <w:tc>
+          <w:tcPr/>
+          <w:p>
+            <w:pPr>
+              <w:pStyle w:val="Compact"/>
+            </w:pPr>
+            <w:r>
+              <w:rPr>
+                <w:i/>
+                <w:iCs/>
+              </w:rPr>
+              <w:t xml:space="preserve">Multi-objective Optimization of I-section Steel Frames under TCVN 5575:2024: A Comparative Study of Metaheuristic Algorithms</w:t>
+            </w:r>
+            <w:r>
+              <w:t xml:space="preserve"> </w:t>
+            </w:r>
+            <w:r>
+              <w:t xml:space="preserve">(</w:t>
+            </w:r>
+            <w:r>
+              <w:rPr>
+                <w:b/>
+                <w:bCs/>
+              </w:rPr>
+              <w:t xml:space="preserve">đang triển khai/dự kiến gửi, chưa nộp</w:t>
+            </w:r>
+            <w:r>
+              <w:t xml:space="preserve">)</w:t>
+            </w:r>
+          </w:p>
+        </w:tc>
+        <w:tc>
+          <w:tcPr/>
+          <w:p>
+            <w:pPr>
+              <w:pStyle w:val="Compact"/>
+            </w:pPr>
+            <w:r>
+              <w:t xml:space="preserve">Khung thép hạ tầng cảng</w:t>
+            </w:r>
+          </w:p>
+        </w:tc>
+        <w:tc>
+          <w:tcPr/>
+          <w:p>
+            <w:pPr>
+              <w:pStyle w:val="Compact"/>
+            </w:pPr>
+            <w:r>
+              <w:t xml:space="preserve">So sánh metaheuristic</w:t>
+            </w:r>
+          </w:p>
+        </w:tc>
+        <w:tc>
+          <w:tcPr/>
+          <w:p>
+            <w:pPr>
+              <w:pStyle w:val="Compact"/>
+            </w:pPr>
+            <w:r>
+              <w:t xml:space="preserve">Mở rộng minh chứng code-based MOO sang hệ tiêu chuẩn thép — trích dẫn có điều kiện đến khi nộp/chấp nhận.</w:t>
             </w:r>
           </w:p>
         </w:tc>
@@ -2163,144 +2301,229 @@
         <w:tc>
           <w:tcPr/>
           <w:p>
-            <w:r>
-              <w:t>5</w:t>
-            </w:r>
-          </w:p>
-        </w:tc>
-        <w:tc>
-          <w:tcPr/>
-          <w:p>
-            <w:r>
-              <w:t>Tối ưu đa mục tiêu tiết diện hệ cọc cầu tàu container 100.000 DWT</w:t>
-            </w:r>
-          </w:p>
-        </w:tc>
-        <w:tc>
-          <w:tcPr/>
-          <w:p>
-            <w:r>
-              <w:t>Hệ cọc cầu tàu container</w:t>
-            </w:r>
-          </w:p>
-        </w:tc>
-        <w:tc>
-          <w:tcPr/>
-          <w:p>
-            <w:r>
-              <w:t>MOFDA, MOSFOA</w:t>
-            </w:r>
-          </w:p>
-        </w:tc>
-        <w:tc>
-          <w:tcPr/>
-          <w:p>
-            <w:r>
-              <w:t>Bằng chứng ứng dụng/đối sánh độc lập ngoài case lõi.</w:t>
+            <w:pPr>
+              <w:pStyle w:val="Compact"/>
+            </w:pPr>
+            <w:r>
+              <w:t xml:space="preserve">5</w:t>
+            </w:r>
+          </w:p>
+        </w:tc>
+        <w:tc>
+          <w:tcPr/>
+          <w:p>
+            <w:pPr>
+              <w:pStyle w:val="Compact"/>
+            </w:pPr>
+            <w:r>
+              <w:rPr>
+                <w:i/>
+                <w:iCs/>
+              </w:rPr>
+              <w:t xml:space="preserve">Tối ưu đa mục tiêu tiết diện hệ cọc cầu tàu container 100.000 DWT: Đối sánh thuật toán MOFDA và MOSFOA</w:t>
+            </w:r>
+            <w:r>
+              <w:t xml:space="preserve"> </w:t>
+            </w:r>
+            <w:r>
+              <w:t xml:space="preserve">(</w:t>
+            </w:r>
+            <w:r>
+              <w:rPr>
+                <w:b/>
+                <w:bCs/>
+              </w:rPr>
+              <w:t xml:space="preserve">đang triển khai</w:t>
+            </w:r>
+            <w:r>
+              <w:t xml:space="preserve">)</w:t>
+            </w:r>
+          </w:p>
+        </w:tc>
+        <w:tc>
+          <w:tcPr/>
+          <w:p>
+            <w:pPr>
+              <w:pStyle w:val="Compact"/>
+            </w:pPr>
+            <w:r>
+              <w:t xml:space="preserve">Hệ cọc cầu tàu container</w:t>
+            </w:r>
+          </w:p>
+        </w:tc>
+        <w:tc>
+          <w:tcPr/>
+          <w:p>
+            <w:pPr>
+              <w:pStyle w:val="Compact"/>
+            </w:pPr>
+            <w:r>
+              <w:t xml:space="preserve">MOFDA, MOSFOA</w:t>
+            </w:r>
+          </w:p>
+        </w:tc>
+        <w:tc>
+          <w:tcPr/>
+          <w:p>
+            <w:pPr>
+              <w:pStyle w:val="Compact"/>
+            </w:pPr>
+            <w:r>
+              <w:t xml:space="preserve">Bằng chứng ứng dụng/đối sánh độc lập ngoài case lõi.</w:t>
             </w:r>
           </w:p>
         </w:tc>
       </w:tr>
       <w:tr>
         <w:tc>
-          <w:tcPr>
-            <w:tcW w:type="dxa" w:w="1584"/>
-          </w:tcPr>
-          <w:p>
-            <w:r>
-              <w:t>6</w:t>
-            </w:r>
-          </w:p>
-        </w:tc>
-        <w:tc>
-          <w:tcPr>
-            <w:tcW w:type="dxa" w:w="1584"/>
-          </w:tcPr>
-          <w:p>
-            <w:r>
-              <w:t>Ứng dụng MOSFOA tối ưu đa mục tiêu hệ cọc cầu tàu trên hai công trình</w:t>
-            </w:r>
-          </w:p>
-        </w:tc>
-        <w:tc>
-          <w:tcPr>
-            <w:tcW w:type="dxa" w:w="1584"/>
-          </w:tcPr>
-          <w:p>
-            <w:r>
-              <w:t>Hai hệ cọc cầu tàu</w:t>
-            </w:r>
-          </w:p>
-        </w:tc>
-        <w:tc>
-          <w:tcPr>
-            <w:tcW w:type="dxa" w:w="1584"/>
-          </w:tcPr>
-          <w:p>
-            <w:r>
-              <w:t>MOSFOA</w:t>
-            </w:r>
-          </w:p>
-        </w:tc>
-        <w:tc>
-          <w:tcPr>
-            <w:tcW w:type="dxa" w:w="1584"/>
-          </w:tcPr>
-          <w:p>
-            <w:r>
-              <w:t>Bằng chứng chuyển giao theo quy mô và địa kỹ thuật.</w:t>
+          <w:tcPr/>
+          <w:p>
+            <w:pPr>
+              <w:pStyle w:val="Compact"/>
+            </w:pPr>
+            <w:r>
+              <w:t xml:space="preserve">6</w:t>
+            </w:r>
+          </w:p>
+        </w:tc>
+        <w:tc>
+          <w:tcPr/>
+          <w:p>
+            <w:pPr>
+              <w:pStyle w:val="Compact"/>
+            </w:pPr>
+            <w:r>
+              <w:rPr>
+                <w:i/>
+                <w:iCs/>
+              </w:rPr>
+              <w:t xml:space="preserve">Ứng dụng thuật toán MOSFOA tối ưu đa mục tiêu hệ cọc cầu tàu: Kiểm chứng trên hai công trình có quy mô và điều kiện địa kỹ thuật khác nhau</w:t>
+            </w:r>
+            <w:r>
+              <w:t xml:space="preserve"> </w:t>
+            </w:r>
+            <w:r>
+              <w:t xml:space="preserve">(</w:t>
+            </w:r>
+            <w:r>
+              <w:rPr>
+                <w:b/>
+                <w:bCs/>
+              </w:rPr>
+              <w:t xml:space="preserve">đang triển khai</w:t>
+            </w:r>
+            <w:r>
+              <w:t xml:space="preserve">)</w:t>
+            </w:r>
+          </w:p>
+        </w:tc>
+        <w:tc>
+          <w:tcPr/>
+          <w:p>
+            <w:pPr>
+              <w:pStyle w:val="Compact"/>
+            </w:pPr>
+            <w:r>
+              <w:t xml:space="preserve">Hai hệ cọc cầu tàu</w:t>
+            </w:r>
+          </w:p>
+        </w:tc>
+        <w:tc>
+          <w:tcPr/>
+          <w:p>
+            <w:pPr>
+              <w:pStyle w:val="Compact"/>
+            </w:pPr>
+            <w:r>
+              <w:t xml:space="preserve">MOSFOA</w:t>
+            </w:r>
+          </w:p>
+        </w:tc>
+        <w:tc>
+          <w:tcPr/>
+          <w:p>
+            <w:pPr>
+              <w:pStyle w:val="Compact"/>
+            </w:pPr>
+            <w:r>
+              <w:t xml:space="preserve">Bằng chứng chuyển giao theo quy mô và điều kiện địa kỹ thuật.</w:t>
             </w:r>
           </w:p>
         </w:tc>
       </w:tr>
       <w:tr>
         <w:tc>
-          <w:tcPr>
-            <w:tcW w:type="dxa" w:w="1584"/>
-          </w:tcPr>
-          <w:p>
-            <w:r>
-              <w:t>7</w:t>
-            </w:r>
-          </w:p>
-        </w:tc>
-        <w:tc>
-          <w:tcPr>
-            <w:tcW w:type="dxa" w:w="1584"/>
-          </w:tcPr>
-          <w:p>
-            <w:r>
-              <w:t>Ảnh hưởng của quy mô, tải trọng và địa kỹ thuật đến tối ưu hệ cọc cầu tàu</w:t>
-            </w:r>
-          </w:p>
-        </w:tc>
-        <w:tc>
-          <w:tcPr>
-            <w:tcW w:type="dxa" w:w="1584"/>
-          </w:tcPr>
-          <w:p>
-            <w:r>
-              <w:t>Hệ cọc cầu tàu</w:t>
-            </w:r>
-          </w:p>
-        </w:tc>
-        <w:tc>
-          <w:tcPr>
-            <w:tcW w:type="dxa" w:w="1584"/>
-          </w:tcPr>
-          <w:p>
-            <w:r>
-              <w:t>MOSFOA</w:t>
-            </w:r>
-          </w:p>
-        </w:tc>
-        <w:tc>
-          <w:tcPr>
-            <w:tcW w:type="dxa" w:w="1584"/>
-          </w:tcPr>
-          <w:p>
-            <w:r>
-              <w:t>Cơ sở bàn luận độ nhạy, giới hạn và phạm vi áp dụng.</w:t>
+          <w:tcPr/>
+          <w:p>
+            <w:pPr>
+              <w:pStyle w:val="Compact"/>
+            </w:pPr>
+            <w:r>
+              <w:t xml:space="preserve">7</w:t>
+            </w:r>
+          </w:p>
+        </w:tc>
+        <w:tc>
+          <w:tcPr/>
+          <w:p>
+            <w:pPr>
+              <w:pStyle w:val="Compact"/>
+            </w:pPr>
+            <w:r>
+              <w:rPr>
+                <w:i/>
+                <w:iCs/>
+              </w:rPr>
+              <w:t xml:space="preserve">Ảnh hưởng của quy mô, tải trọng và điều kiện địa kỹ thuật đến tối ưu hệ cọc cầu tàu sử dụng thuật toán MOSFOA</w:t>
+            </w:r>
+            <w:r>
+              <w:t xml:space="preserve"> </w:t>
+            </w:r>
+            <w:r>
+              <w:t xml:space="preserve">(</w:t>
+            </w:r>
+            <w:r>
+              <w:rPr>
+                <w:b/>
+                <w:bCs/>
+              </w:rPr>
+              <w:t xml:space="preserve">đang triển khai</w:t>
+            </w:r>
+            <w:r>
+              <w:t xml:space="preserve">)</w:t>
+            </w:r>
+          </w:p>
+        </w:tc>
+        <w:tc>
+          <w:tcPr/>
+          <w:p>
+            <w:pPr>
+              <w:pStyle w:val="Compact"/>
+            </w:pPr>
+            <w:r>
+              <w:t xml:space="preserve">Hệ cọc cầu tàu</w:t>
+            </w:r>
+          </w:p>
+        </w:tc>
+        <w:tc>
+          <w:tcPr/>
+          <w:p>
+            <w:pPr>
+              <w:pStyle w:val="Compact"/>
+            </w:pPr>
+            <w:r>
+              <w:t xml:space="preserve">MOSFOA</w:t>
+            </w:r>
+          </w:p>
+        </w:tc>
+        <w:tc>
+          <w:tcPr/>
+          <w:p>
+            <w:pPr>
+              <w:pStyle w:val="Compact"/>
+            </w:pPr>
+            <w:r>
+              <w:t xml:space="preserve">Cơ sở bàn luận độ nhạy, giới hạn và phạm vi áp dụng.</w:t>
             </w:r>
           </w:p>
         </w:tc>
@@ -3222,6 +3445,45 @@
       </w:r>
       <w:r>
         <w:t xml:space="preserve">logic toàn luận án.</w:t>
+      </w:r>
+    </w:p>
+    <w:p>
+      <w:pPr>
+        <w:pStyle w:val="Compact"/>
+        <w:numPr>
+          <w:ilvl w:val="0"/>
+          <w:numId w:val="1013"/>
+        </w:numPr>
+      </w:pPr>
+      <w:r>
+        <w:rPr>
+          <w:rStyle w:val="VerbatimChar"/>
+        </w:rPr>
+        <w:t xml:space="preserve">Danh_muc_cong_bo_khoa_hoc_7_bai.md</w:t>
+      </w:r>
+      <w:r>
+        <w:t xml:space="preserve"> </w:t>
+      </w:r>
+      <w:r>
+        <w:t xml:space="preserve">— danh mục 07 công bố chính thức</w:t>
+      </w:r>
+      <w:r>
+        <w:t xml:space="preserve"> </w:t>
+      </w:r>
+      <w:r>
+        <w:t xml:space="preserve">(nguồn chuẩn cho trích dẫn/trạng thái dùng ở mục 6 trên: #1 đã công</w:t>
+      </w:r>
+      <w:r>
+        <w:t xml:space="preserve"> </w:t>
+      </w:r>
+      <w:r>
+        <w:t xml:space="preserve">bố, #2 accepted 19/08/2026, #3 dự kiến đăng 10/2026, #4–#7 đang triển</w:t>
+      </w:r>
+      <w:r>
+        <w:t xml:space="preserve"> </w:t>
+      </w:r>
+      <w:r>
+        <w:t xml:space="preserve">khai).</w:t>
       </w:r>
     </w:p>
     <w:bookmarkEnd w:id="24"/>
@@ -3680,7 +3942,7 @@
         <w:rFonts w:asciiTheme="minorHAnsi" w:cstheme="minorBidi" w:eastAsiaTheme="minorEastAsia" w:hAnsiTheme="minorHAnsi"/>
         <w:sz w:val="24"/>
         <w:szCs w:val="24"/>
-        <w:lang w:bidi="ar-SA" w:eastAsia="zh-CN" w:val="vi"/>
+        <w:lang w:bidi="ar-SA" w:eastAsia="zh-CN" w:val="en-US"/>
       </w:rPr>
     </w:rPrDefault>
     <w:pPrDefault>
